--- a/Science Books/Evolution/30 - Exobiology - Did Life Come From Outer Space - Funny.docx
+++ b/Science Books/Evolution/30 - Exobiology - Did Life Come From Outer Space - Funny.docx
@@ -48,34 +48,37 @@
         <w:jc w:val="center"/>
       </w:pPr>
       <w:r>
-        <w:t>Here is a wonderfully inconvenient possibility.</w:t>
+        <w:t>Here is a strange but real possibility.</w:t>
+      </w:r>
+      <w:r>
         <w:br/>
         <w:br/>
         <w:t>Life may not have started on Earth.</w:t>
-        <w:br/>
-        <w:br/>
-        <w:t>It may have arrived here.</w:t>
+      </w:r>
+      <w:r>
+        <w:br/>
+        <w:br/>
+        <w:t>It may have arrived here instead.</w:t>
+      </w:r>
+      <w:r>
         <w:br/>
         <w:br/>
         <w:t>Not in a flying saucer.</w:t>
+      </w:r>
+      <w:r>
         <w:br/>
         <w:br/>
         <w:t>Not with little green passengers.</w:t>
-        <w:br/>
-        <w:br/>
-        <w:t>Possibly as microbes, spores, organic chemistry, or something even more primitive, hitching a ride on a rock.</w:t>
-        <w:br/>
-        <w:br/>
-        <w:t xml:space="preserve">This idea belongs to the family of questions studied by </w:t>
-      </w:r>
-      <w:r>
-        <w:rPr>
-          <w:b/>
-        </w:rPr>
-        <w:t>exobiology</w:t>
-      </w:r>
-      <w:r>
-        <w:t xml:space="preserve">, now more commonly called </w:t>
+      </w:r>
+      <w:r>
+        <w:br/>
+        <w:br/>
+        <w:t>Maybe just as microbes, spores, or simple chemistry, hitching a ride on a rock.</w:t>
+      </w:r>
+      <w:r>
+        <w:br/>
+        <w:br/>
+        <w:t xml:space="preserve">Scientists study this question under a field called </w:t>
       </w:r>
       <w:r>
         <w:rPr>
@@ -84,10 +87,17 @@
         <w:t>astrobiology</w:t>
       </w:r>
       <w:r>
-        <w:t>: where life begins, how it evolves, where it might exist, and whether life can travel between worlds.</w:t>
-        <w:br/>
-        <w:br/>
-        <w:t>Suddenly the family tree of life has a travel itinerary.</w:t>
+        <w:t>.</w:t>
+      </w:r>
+      <w:r>
+        <w:br/>
+        <w:br/>
+        <w:t>Astrobiology asks where life begins, how it evolves, and whether it can travel between worlds.</w:t>
+      </w:r>
+      <w:r>
+        <w:br/>
+        <w:br/>
+        <w:t>Suddenly the family tree of life might have a travel itinerary.</w:t>
       </w:r>
     </w:p>
     <w:p>
@@ -106,47 +116,37 @@
         <w:jc w:val="center"/>
       </w:pPr>
       <w:r>
-        <w:t>“Exobiology” sounds as if someone has opened a laboratory specifically for aliens.</w:t>
-        <w:br/>
-        <w:br/>
-        <w:t xml:space="preserve">The modern term </w:t>
-      </w:r>
-      <w:r>
-        <w:rPr>
-          <w:b/>
-        </w:rPr>
-        <w:t>astrobiology</w:t>
-      </w:r>
-      <w:r>
-        <w:t xml:space="preserve"> is broader.</w:t>
-        <w:br/>
-        <w:br/>
-        <w:t>It combines astronomy, biology, chemistry, geology, planetary science, and physics to investigate the origin, evolution, distribution, and future of life in the universe.</w:t>
-        <w:br/>
-        <w:br/>
-        <w:t>The central question is wonderfully simple:</w:t>
-        <w:br/>
-        <w:br/>
-      </w:r>
-      <w:r>
-        <w:rPr>
-          <w:b/>
-        </w:rPr>
-        <w:t>Is Earth the only place where the universe has managed to make something alive?</w:t>
-      </w:r>
-      <w:r>
-        <w:br/>
-        <w:br/>
-        <w:t>So far, we have one confirmed answer.</w:t>
-        <w:br/>
-        <w:br/>
-        <w:t>Earth.</w:t>
-        <w:br/>
-        <w:br/>
-        <w:t>That is the complete sample size.</w:t>
-        <w:br/>
-        <w:br/>
-        <w:t>Scientifically, this is both exciting and mildly embarrassing.</w:t>
+        <w:t>“Exobiology” sounds like a lab built just for aliens.</w:t>
+      </w:r>
+      <w:r>
+        <w:br/>
+        <w:br/>
+        <w:t>The modern name for the field, astrobiology, is broader than that.</w:t>
+      </w:r>
+      <w:r>
+        <w:br/>
+        <w:br/>
+        <w:t>It mixes astronomy, biology, chemistry, geology, and physics into one question.</w:t>
+      </w:r>
+      <w:r>
+        <w:br/>
+        <w:br/>
+        <w:t>Where does life come from, where does it live, and where else might it exist?</w:t>
+      </w:r>
+      <w:r>
+        <w:br/>
+        <w:br/>
+        <w:t>So far we have exactly one confirmed answer: Earth.</w:t>
+      </w:r>
+      <w:r>
+        <w:br/>
+        <w:br/>
+        <w:t>That is our entire sample size.</w:t>
+      </w:r>
+      <w:r>
+        <w:br/>
+        <w:br/>
+        <w:t>Scientifically, that is exciting and a bit embarrassing.</w:t>
       </w:r>
     </w:p>
     <w:p>
@@ -166,33 +166,41 @@
       </w:pPr>
       <w:r>
         <w:t>We already know something important.</w:t>
-        <w:br/>
-        <w:br/>
-        <w:t>The basic chemical ingredients associated with life are not uniquely terrestrial.</w:t>
-        <w:br/>
-        <w:br/>
-        <w:t>Scientists have found amino acids and other organic molecules in meteorites, asteroids, comets, and interstellar material.</w:t>
-        <w:br/>
-        <w:br/>
-        <w:t>NASA notes that sugars, amino acids, and other molecules containing carbon, hydrogen, nitrogen, oxygen, phosphorus, and sulfur—the familiar CHNOPS elements—occur beyond Earth. citeturn0search4turn0search3</w:t>
-        <w:br/>
-        <w:br/>
-        <w:t xml:space="preserve">That does </w:t>
-      </w:r>
-      <w:r>
-        <w:rPr>
-          <w:b/>
-        </w:rPr>
-        <w:t>not</w:t>
-      </w:r>
-      <w:r>
-        <w:t xml:space="preserve"> mean we have found extraterrestrial life.</w:t>
-        <w:br/>
-        <w:br/>
-        <w:t>Organic molecules can be made without biology.</w:t>
-        <w:br/>
-        <w:br/>
-        <w:t>But it does mean that the raw chemical ingredients are not an Earth monopoly.</w:t>
+      </w:r>
+      <w:r>
+        <w:br/>
+        <w:br/>
+        <w:t>The basic chemical ingredients of life are not unique to Earth.</w:t>
+      </w:r>
+      <w:r>
+        <w:br/>
+        <w:br/>
+        <w:t>NASA notes that meteorites, asteroids, comets, and interstellar dust all carry sugars, amino acids, and other organic molecules.</w:t>
+      </w:r>
+      <w:r>
+        <w:br/>
+        <w:br/>
+        <w:t>Scientists nickname the key atoms in these molecules CHNOPS.</w:t>
+      </w:r>
+      <w:r>
+        <w:br/>
+        <w:br/>
+        <w:t>That stands for carbon, hydrogen, nitrogen, oxygen, phosphorus, and sulfur, the basic building blocks of every living thing you know.</w:t>
+      </w:r>
+      <w:r>
+        <w:br/>
+        <w:br/>
+        <w:t>Finding these molecules does not mean we have found alien life.</w:t>
+      </w:r>
+      <w:r>
+        <w:br/>
+        <w:br/>
+        <w:t>Plain chemistry can make organic molecules with no biology involved.</w:t>
+      </w:r>
+      <w:r>
+        <w:br/>
+        <w:br/>
+        <w:t>But it does mean the raw ingredients are not an Earth monopoly.</w:t>
       </w:r>
     </w:p>
     <w:p>
@@ -211,25 +219,37 @@
         <w:jc w:val="center"/>
       </w:pPr>
       <w:r>
-        <w:t>Imagine finding flour, eggs, sugar, and butter floating around the universe.</w:t>
+        <w:t>Imagine flour, eggs, sugar, and butter floating loose through space.</w:t>
+      </w:r>
+      <w:r>
         <w:br/>
         <w:br/>
         <w:t>You would not conclude that somebody had baked a cake.</w:t>
-        <w:br/>
-        <w:br/>
-        <w:t>But you would stop insisting that cakes are chemically impossible elsewhere.</w:t>
+      </w:r>
+      <w:r>
+        <w:br/>
+        <w:br/>
+        <w:t>But you would stop insisting cakes are chemically impossible out there.</w:t>
+      </w:r>
+      <w:r>
         <w:br/>
         <w:br/>
         <w:t>That is roughly where astrobiology stands.</w:t>
-        <w:br/>
-        <w:br/>
-        <w:t>The ingredients for life appear to be widespread.</w:t>
-        <w:br/>
-        <w:br/>
-        <w:t>The harder question is whether the ingredients naturally organize themselves into something capable of reproduction and evolution.</w:t>
-        <w:br/>
-        <w:br/>
-        <w:t>And that is exactly the problem we have already encountered on Earth.</w:t>
+      </w:r>
+      <w:r>
+        <w:br/>
+        <w:br/>
+        <w:t>The ingredients for life seem to be everywhere.</w:t>
+      </w:r>
+      <w:r>
+        <w:br/>
+        <w:br/>
+        <w:t>Do those ingredients ever organize themselves into something that can reproduce and evolve?</w:t>
+      </w:r>
+      <w:r>
+        <w:br/>
+        <w:br/>
+        <w:t>That is the same problem we already face explaining life on Earth.</w:t>
       </w:r>
     </w:p>
     <w:p>
@@ -249,15 +269,21 @@
       </w:pPr>
       <w:r>
         <w:t>There are two broad possibilities.</w:t>
-        <w:br/>
-        <w:br/>
-        <w:t>Life began here from non-living chemistry.</w:t>
-        <w:br/>
-        <w:br/>
-        <w:t>Or life—or at least some precursor to life—arrived from elsewhere.</w:t>
-        <w:br/>
-        <w:br/>
-        <w:t xml:space="preserve">The second idea is broadly associated with </w:t>
+      </w:r>
+      <w:r>
+        <w:br/>
+        <w:br/>
+        <w:t>Life began here, from ordinary non-living chemistry.</w:t>
+      </w:r>
+      <w:r>
+        <w:br/>
+        <w:br/>
+        <w:t>Or life, or some early step toward it, arrived from somewhere else.</w:t>
+      </w:r>
+      <w:r>
+        <w:br/>
+        <w:br/>
+        <w:t xml:space="preserve">That second idea has a name: </w:t>
       </w:r>
       <w:r>
         <w:rPr>
@@ -266,46 +292,47 @@
         <w:t>panspermia</w:t>
       </w:r>
       <w:r>
-        <w:t>.</w:t>
+        <w:t>, the theory that life's seeds can travel between worlds.</w:t>
+      </w:r>
+      <w:r>
         <w:br/>
         <w:br/>
         <w:t>It comes in many versions.</w:t>
-        <w:br/>
-        <w:br/>
-        <w:t>Perhaps microbes traveled inside rocks.</w:t>
-        <w:br/>
-        <w:br/>
-        <w:t>Perhaps organic material arrived from asteroids or comets.</w:t>
-        <w:br/>
-        <w:br/>
-        <w:t>Perhaps life can spread naturally between planets.</w:t>
-        <w:br/>
-        <w:br/>
-        <w:t>The most dramatic versions suggest life could move between star systems.</w:t>
-        <w:br/>
-        <w:br/>
-        <w:t xml:space="preserve">The important point is that panspermia addresses </w:t>
-      </w:r>
-      <w:r>
-        <w:rPr>
-          <w:b/>
-        </w:rPr>
-        <w:t>where life came from</w:t>
-      </w:r>
-      <w:r>
-        <w:t xml:space="preserve">, but it does not automatically explain </w:t>
-      </w:r>
-      <w:r>
-        <w:rPr>
-          <w:b/>
-        </w:rPr>
-        <w:t>how life first originated</w:t>
-      </w:r>
-      <w:r>
-        <w:t>.</w:t>
-        <w:br/>
-        <w:br/>
-        <w:t>It may simply move the mystery to another address.</w:t>
+      </w:r>
+      <w:r>
+        <w:br/>
+        <w:br/>
+        <w:t>Maybe microbes traveled inside rocks.</w:t>
+      </w:r>
+      <w:r>
+        <w:br/>
+        <w:br/>
+        <w:t>Maybe organic material rode in on asteroids or comets.</w:t>
+      </w:r>
+      <w:r>
+        <w:br/>
+        <w:br/>
+        <w:t>The boldest versions suggest life could cross entire star systems.</w:t>
+      </w:r>
+      <w:r>
+        <w:br/>
+        <w:br/>
+        <w:t>Here is the catch.</w:t>
+      </w:r>
+      <w:r>
+        <w:br/>
+        <w:br/>
+        <w:t>Panspermia can explain how life might spread.</w:t>
+      </w:r>
+      <w:r>
+        <w:br/>
+        <w:br/>
+        <w:t>It does not explain how life began.</w:t>
+      </w:r>
+      <w:r>
+        <w:br/>
+        <w:br/>
+        <w:t>It may just move the mystery to a different address.</w:t>
       </w:r>
     </w:p>
     <w:p>
@@ -324,28 +351,42 @@
         <w:jc w:val="center"/>
       </w:pPr>
       <w:r>
-        <w:t>Suppose a meteorite carries microbes from Mars to Earth.</w:t>
+        <w:t>Suppose a meteorite carried microbes from Mars to Earth.</w:t>
+      </w:r>
+      <w:r>
         <w:br/>
         <w:br/>
         <w:t>Wonderful.</w:t>
+      </w:r>
+      <w:r>
         <w:br/>
         <w:br/>
         <w:t>But where did the Martian microbes come from?</w:t>
-        <w:br/>
-        <w:br/>
-        <w:t>If they evolved on Mars, the origin-of-life problem remains.</w:t>
-        <w:br/>
-        <w:br/>
-        <w:t>If they arrived on Mars from somewhere else, we move it again.</w:t>
-        <w:br/>
-        <w:br/>
-        <w:t>Eventually the universe's most overworked courier is carrying the question from planet to planet.</w:t>
-        <w:br/>
-        <w:br/>
-        <w:t>Panspermia can explain distribution without necessarily explaining first origin.</w:t>
-        <w:br/>
-        <w:br/>
-        <w:t>That distinction is crucial.</w:t>
+      </w:r>
+      <w:r>
+        <w:br/>
+        <w:br/>
+        <w:t>If they evolved on Mars, the origin puzzle is still unsolved.</w:t>
+      </w:r>
+      <w:r>
+        <w:br/>
+        <w:br/>
+        <w:t>If they arrived on Mars from somewhere else, we have only moved it again.</w:t>
+      </w:r>
+      <w:r>
+        <w:br/>
+        <w:br/>
+        <w:t>Picture the universe's most overworked delivery driver, carrying the same question from planet to planet.</w:t>
+      </w:r>
+      <w:r>
+        <w:br/>
+        <w:br/>
+        <w:t>Panspermia can explain how life spreads without explaining where it first came from.</w:t>
+      </w:r>
+      <w:r>
+        <w:br/>
+        <w:br/>
+        <w:t>That distinction matters a lot.</w:t>
       </w:r>
     </w:p>
     <w:p>
@@ -364,27 +405,32 @@
         <w:jc w:val="center"/>
       </w:pPr>
       <w:r>
-        <w:t>This is where the idea stops being pure speculation.</w:t>
+        <w:t>This is where the idea stops being pure guesswork.</w:t>
+      </w:r>
+      <w:r>
         <w:br/>
         <w:br/>
         <w:t>Some organisms on Earth are extraordinarily tough.</w:t>
-        <w:br/>
-        <w:br/>
-        <w:t>ESA reports experiments in which lichens, seeds, algae, bacteria, and tardigrades have been exposed to aspects of the space environment. Some organisms have survived remarkably harsh conditions, including long exposure outside the International Space Station. citeturn0search5</w:t>
-        <w:br/>
-        <w:br/>
-        <w:t>That does not prove that life traveled to Earth from space.</w:t>
-        <w:br/>
-        <w:br/>
-        <w:t>It proves something more modest and very interesting:</w:t>
-        <w:br/>
-        <w:br/>
-      </w:r>
-      <w:r>
-        <w:rPr>
-          <w:b/>
-        </w:rPr>
-        <w:t>some life is tougher than we once thought.</w:t>
+      </w:r>
+      <w:r>
+        <w:br/>
+        <w:br/>
+        <w:t>The European Space Agency, or ESA, has sent lichens, seeds, algae, bacteria, and tiny animals called tardigrades into space to test this.</w:t>
+      </w:r>
+      <w:r>
+        <w:br/>
+        <w:br/>
+        <w:t>Some survived long stretches bolted to the outside of the International Space Station.</w:t>
+      </w:r>
+      <w:r>
+        <w:br/>
+        <w:br/>
+        <w:t>That does not prove life ever traveled here from space.</w:t>
+      </w:r>
+      <w:r>
+        <w:br/>
+        <w:br/>
+        <w:t>It proves something smaller, and still remarkable.</w:t>
       </w:r>
     </w:p>
     <w:p>
@@ -403,34 +449,57 @@
         <w:jc w:val="center"/>
       </w:pPr>
       <w:r>
-        <w:t>Tardigrades are microscopic animals famous for surviving conditions that would make most organisms file an immediate complaint.</w:t>
+        <w:t>Tardigrades are microscopic animals, smaller than a grain of sand.</w:t>
+      </w:r>
+      <w:r>
+        <w:br/>
+        <w:br/>
+        <w:t>They are famous for shrugging off conditions that would kill almost anything else.</w:t>
+      </w:r>
+      <w:r>
         <w:br/>
         <w:br/>
         <w:t>Vacuum.</w:t>
+      </w:r>
+      <w:r>
         <w:br/>
         <w:br/>
         <w:t>Extreme cold.</w:t>
+      </w:r>
+      <w:r>
         <w:br/>
         <w:br/>
         <w:t>Radiation.</w:t>
-        <w:br/>
-        <w:br/>
-        <w:t>Dehydration.</w:t>
+      </w:r>
+      <w:r>
+        <w:br/>
+        <w:br/>
+        <w:t>Total dehydration.</w:t>
+      </w:r>
+      <w:r>
         <w:br/>
         <w:br/>
         <w:t>They are not indestructible.</w:t>
+      </w:r>
+      <w:r>
         <w:br/>
         <w:br/>
         <w:t>But they are spectacularly resilient.</w:t>
-        <w:br/>
-        <w:br/>
-        <w:t>Their existence makes the question “Could life survive a journey through space?” scientifically respectable.</w:t>
-        <w:br/>
-        <w:br/>
-        <w:t>It does not answer the question “Did life actually make that journey?”</w:t>
-        <w:br/>
-        <w:br/>
-        <w:t>Nature is generous with possibilities and stingy with evidence.</w:t>
+      </w:r>
+      <w:r>
+        <w:br/>
+        <w:br/>
+        <w:t>Their existence makes one question scientifically respectable: could life survive a trip through space?</w:t>
+      </w:r>
+      <w:r>
+        <w:br/>
+        <w:br/>
+        <w:t>It does not answer a second question: did life actually make that trip?</w:t>
+      </w:r>
+      <w:r>
+        <w:br/>
+        <w:br/>
+        <w:t>Nature hands out possibilities generously and evidence very stingily.</w:t>
       </w:r>
     </w:p>
     <w:p>
@@ -449,28 +518,42 @@
         <w:jc w:val="center"/>
       </w:pPr>
       <w:r>
-        <w:t>A microorganism exposed directly to space has a terrible day.</w:t>
-        <w:br/>
-        <w:br/>
-        <w:t>A microorganism buried inside rock has a much better one.</w:t>
-        <w:br/>
-        <w:br/>
-        <w:t>Rock can provide shielding from radiation.</w:t>
-        <w:br/>
-        <w:br/>
-        <w:t>If the organism can enter a dormant state, it may not need much energy.</w:t>
-        <w:br/>
-        <w:br/>
-        <w:t>An impact can eject material from a planet.</w:t>
-        <w:br/>
-        <w:br/>
-        <w:t>Some of that material can eventually encounter another world.</w:t>
-        <w:br/>
-        <w:br/>
-        <w:t>This gives panspermia a physically plausible transport mechanism.</w:t>
-        <w:br/>
-        <w:br/>
-        <w:t>It also gives us an enormous number of things that can go wrong along the way.</w:t>
+        <w:t>A microorganism floating naked in space has a terrible day.</w:t>
+      </w:r>
+      <w:r>
+        <w:br/>
+        <w:br/>
+        <w:t>A microorganism buried inside a rock has a much easier one.</w:t>
+      </w:r>
+      <w:r>
+        <w:br/>
+        <w:br/>
+        <w:t>The rock can shield it from radiation like a tiny stone spacesuit.</w:t>
+      </w:r>
+      <w:r>
+        <w:br/>
+        <w:br/>
+        <w:t>If it can shut down into a dormant, low-energy state, it barely needs to eat or breathe.</w:t>
+      </w:r>
+      <w:r>
+        <w:br/>
+        <w:br/>
+        <w:t>A large impact can blast chunks of a planet into space.</w:t>
+      </w:r>
+      <w:r>
+        <w:br/>
+        <w:br/>
+        <w:t>Some of that debris can eventually reach another world.</w:t>
+      </w:r>
+      <w:r>
+        <w:br/>
+        <w:br/>
+        <w:t>That gives panspermia a real, physically possible way to travel.</w:t>
+      </w:r>
+      <w:r>
+        <w:br/>
+        <w:br/>
+        <w:t>It also gives us an enormous list of ways the trip could go wrong.</w:t>
       </w:r>
     </w:p>
     <w:p>
@@ -489,43 +572,67 @@
         <w:jc w:val="center"/>
       </w:pPr>
       <w:r>
-        <w:t>Imagine the itinerary.</w:t>
-        <w:br/>
-        <w:br/>
-        <w:t>Launch from a planet in a catastrophic impact.</w:t>
-        <w:br/>
-        <w:br/>
-        <w:t>Accelerate through space.</w:t>
-        <w:br/>
-        <w:br/>
-        <w:t>Spend an extremely long time in vacuum.</w:t>
-        <w:br/>
-        <w:br/>
-        <w:t>Endure radiation.</w:t>
-        <w:br/>
-        <w:br/>
-        <w:t>Avoid being sterilized.</w:t>
-        <w:br/>
-        <w:br/>
-        <w:t>Hit another planet.</w:t>
-        <w:br/>
-        <w:br/>
-        <w:t>Survive atmospheric entry.</w:t>
-        <w:br/>
-        <w:br/>
-        <w:t>Survive the impact.</w:t>
-        <w:br/>
-        <w:br/>
-        <w:t>Find a suitable environment.</w:t>
-        <w:br/>
-        <w:br/>
-        <w:t>Then somehow establish a population.</w:t>
-        <w:br/>
-        <w:br/>
-        <w:t>It is not a particularly relaxing vacation.</w:t>
-        <w:br/>
-        <w:br/>
-        <w:t>But biology has occasionally survived conditions that look ridiculous to us.</w:t>
+        <w:t>Picture the itinerary.</w:t>
+      </w:r>
+      <w:r>
+        <w:br/>
+        <w:br/>
+        <w:t>Get launched off a planet by a catastrophic impact.</w:t>
+      </w:r>
+      <w:r>
+        <w:br/>
+        <w:br/>
+        <w:t>Accelerate hard through space.</w:t>
+      </w:r>
+      <w:r>
+        <w:br/>
+        <w:br/>
+        <w:t>Spend a very long time in freezing vacuum.</w:t>
+      </w:r>
+      <w:r>
+        <w:br/>
+        <w:br/>
+        <w:t>Soak up radiation the whole way.</w:t>
+      </w:r>
+      <w:r>
+        <w:br/>
+        <w:br/>
+        <w:t>Somehow avoid being sterilized.</w:t>
+      </w:r>
+      <w:r>
+        <w:br/>
+        <w:br/>
+        <w:t>Slam into another planet.</w:t>
+      </w:r>
+      <w:r>
+        <w:br/>
+        <w:br/>
+        <w:t>Survive the fireball of atmospheric entry.</w:t>
+      </w:r>
+      <w:r>
+        <w:br/>
+        <w:br/>
+        <w:t>Survive the impact itself.</w:t>
+      </w:r>
+      <w:r>
+        <w:br/>
+        <w:br/>
+        <w:t>Find a livable spot to land in.</w:t>
+      </w:r>
+      <w:r>
+        <w:br/>
+        <w:br/>
+        <w:t>Then, somehow, start a whole new population.</w:t>
+      </w:r>
+      <w:r>
+        <w:br/>
+        <w:br/>
+        <w:t>That is not a relaxing vacation by any stretch.</w:t>
+      </w:r>
+      <w:r>
+        <w:br/>
+        <w:br/>
+        <w:t>But biology has survived conditions that sound ridiculous on paper before.</w:t>
       </w:r>
     </w:p>
     <w:p>
@@ -544,25 +651,37 @@
         <w:jc w:val="center"/>
       </w:pPr>
       <w:r>
-        <w:t>Mars is close.</w:t>
-        <w:br/>
-        <w:br/>
-        <w:t>It once had much more surface water than it does today.</w:t>
-        <w:br/>
-        <w:br/>
-        <w:t>We know rocks can move between Mars and Earth because meteorites from Mars have landed here.</w:t>
-        <w:br/>
-        <w:br/>
-        <w:t>So Mars and Earth have exchanged material.</w:t>
-        <w:br/>
-        <w:br/>
-        <w:t>That makes the possibility of ancient biological transfer worth studying.</w:t>
-        <w:br/>
-        <w:br/>
-        <w:t>But we have not established that life ever existed on Mars.</w:t>
-        <w:br/>
-        <w:br/>
-        <w:t>NASA's search for life there remains an active scientific question. citeturn0search12turn0search16</w:t>
+        <w:t>Mars is our nearest planetary neighbor.</w:t>
+      </w:r>
+      <w:r>
+        <w:br/>
+        <w:br/>
+        <w:t>It once had far more surface water than it has today.</w:t>
+      </w:r>
+      <w:r>
+        <w:br/>
+        <w:br/>
+        <w:t>We already know rocks travel between the two planets, because meteorites from Mars have been found here on Earth.</w:t>
+      </w:r>
+      <w:r>
+        <w:br/>
+        <w:br/>
+        <w:t>So Mars and Earth have swapped material before.</w:t>
+      </w:r>
+      <w:r>
+        <w:br/>
+        <w:br/>
+        <w:t>That makes ancient biological transfer between them worth taking seriously.</w:t>
+      </w:r>
+      <w:r>
+        <w:br/>
+        <w:br/>
+        <w:t>Still, nobody has proven life ever existed on Mars.</w:t>
+      </w:r>
+      <w:r>
+        <w:br/>
+        <w:br/>
+        <w:t>NASA's hunt for signs of it there remains an open, active question.</w:t>
       </w:r>
     </w:p>
     <w:p>
@@ -581,31 +700,52 @@
         <w:jc w:val="center"/>
       </w:pPr>
       <w:r>
-        <w:t>Mars is not the only place scientists are interested in.</w:t>
-        <w:br/>
-        <w:br/>
-        <w:t>Europa, a moon of Jupiter, and Enceladus, a moon of Saturn, appear to have subsurface oceans beneath their icy crusts.</w:t>
-        <w:br/>
-        <w:br/>
-        <w:t>That is extraordinary.</w:t>
+        <w:t>Mars is not the only place scientists are watching.</w:t>
+      </w:r>
+      <w:r>
+        <w:br/>
+        <w:br/>
+        <w:t>Europa, a moon of Jupiter, and Enceladus, a moon of Saturn, both seem to hide oceans under their icy shells.</w:t>
+      </w:r>
+      <w:r>
+        <w:br/>
+        <w:br/>
+        <w:t>That is extraordinary news.</w:t>
+      </w:r>
+      <w:r>
         <w:br/>
         <w:br/>
         <w:t>Water.</w:t>
+      </w:r>
+      <w:r>
         <w:br/>
         <w:br/>
         <w:t>Chemistry.</w:t>
-        <w:br/>
-        <w:br/>
-        <w:t>Energy sources.</w:t>
-        <w:br/>
-        <w:br/>
-        <w:t>Potentially long-lived environments.</w:t>
-        <w:br/>
-        <w:br/>
-        <w:t>NASA emphasizes that finding actual life there would require access to environments hidden beneath kilometers of ice, making the problem one of extraordinary engineering as well as biology. citeturn0search2turn0search9</w:t>
-        <w:br/>
-        <w:br/>
-        <w:t>The aliens, if any, have chosen inconvenient real estate.</w:t>
+      </w:r>
+      <w:r>
+        <w:br/>
+        <w:br/>
+        <w:t>Sources of energy.</w:t>
+      </w:r>
+      <w:r>
+        <w:br/>
+        <w:br/>
+        <w:t>Possibly stable, long-lived conditions below the ice.</w:t>
+      </w:r>
+      <w:r>
+        <w:br/>
+        <w:br/>
+        <w:t>NASA points out that finding life there means reaching environments buried under several kilometers of ice, deep enough to swallow a mountain.</w:t>
+      </w:r>
+      <w:r>
+        <w:br/>
+        <w:br/>
+        <w:t>That makes it as much an engineering problem as a biology one.</w:t>
+      </w:r>
+      <w:r>
+        <w:br/>
+        <w:br/>
+        <w:t>Any aliens down there have picked inconvenient real estate.</w:t>
       </w:r>
     </w:p>
     <w:p>
@@ -624,22 +764,43 @@
         <w:jc w:val="center"/>
       </w:pPr>
       <w:r>
-        <w:t>This is where Earth biology became surprisingly useful.</w:t>
-        <w:br/>
-        <w:br/>
-        <w:t>For a long time, people imagined life elsewhere as requiring sunlight.</w:t>
-        <w:br/>
-        <w:br/>
-        <w:t>Then we discovered ecosystems around deep-sea hydrothermal vents.</w:t>
-        <w:br/>
-        <w:br/>
-        <w:t>Some organisms can obtain energy from chemical reactions rather than sunlight.</w:t>
-        <w:br/>
-        <w:br/>
-        <w:t>Extremophiles live in environments once considered impossible.</w:t>
-        <w:br/>
-        <w:br/>
-        <w:t>That dramatically expanded the range of places scientists consider potentially habitable.</w:t>
+        <w:t>Here is where Earth biology surprised everyone.</w:t>
+      </w:r>
+      <w:r>
+        <w:br/>
+        <w:br/>
+        <w:t>For a long time, people assumed life anywhere would need sunlight.</w:t>
+      </w:r>
+      <w:r>
+        <w:br/>
+        <w:br/>
+        <w:t>Then scientists found thriving ecosystems around deep-sea hydrothermal vents, cracks in the ocean floor that leak hot, mineral-rich water.</w:t>
+      </w:r>
+      <w:r>
+        <w:br/>
+        <w:br/>
+        <w:t>Down there, some organisms get their energy from chemical reactions instead of light.</w:t>
+      </w:r>
+      <w:r>
+        <w:br/>
+        <w:br/>
+        <w:t xml:space="preserve">Scientists call heat- and chemical-loving organisms like these </w:t>
+      </w:r>
+      <w:r>
+        <w:rPr>
+          <w:b/>
+        </w:rPr>
+        <w:t>extremophiles</w:t>
+      </w:r>
+      <w:r>
+        <w:t>, meaning creatures built for environments once thought impossible.</w:t>
+      </w:r>
+      <w:r>
+        <w:br/>
+        <w:br/>
+        <w:t>That discovery hugely expanded the list of places that might support life.</w:t>
+      </w:r>
+      <w:r>
         <w:br/>
         <w:br/>
         <w:t>Life, it turns out, is annoyingly inventive.</w:t>
@@ -661,28 +822,44 @@
         <w:jc w:val="center"/>
       </w:pPr>
       <w:r>
-        <w:t>Suppose life began beneath the ice of Europa.</w:t>
-        <w:br/>
-        <w:br/>
-        <w:t>Its chemistry might not be identical to ours.</w:t>
-        <w:br/>
-        <w:br/>
-        <w:t>Suppose it began on Mars.</w:t>
-        <w:br/>
-        <w:br/>
-        <w:t>Its history could be completely different.</w:t>
-        <w:br/>
-        <w:br/>
-        <w:t>Suppose it began around another star.</w:t>
-        <w:br/>
-        <w:br/>
-        <w:t>It might use unfamiliar chemistry.</w:t>
-        <w:br/>
-        <w:br/>
-        <w:t>This creates a problem.</w:t>
-        <w:br/>
-        <w:br/>
-        <w:t>We are searching for life while having only one example of life.</w:t>
+        <w:t>Suppose life began under the ice of Europa.</w:t>
+      </w:r>
+      <w:r>
+        <w:br/>
+        <w:br/>
+        <w:t>Its chemistry might not look anything like ours.</w:t>
+      </w:r>
+      <w:r>
+        <w:br/>
+        <w:br/>
+        <w:t>Suppose it began on Mars instead.</w:t>
+      </w:r>
+      <w:r>
+        <w:br/>
+        <w:br/>
+        <w:t>Its whole history could have gone a completely different way.</w:t>
+      </w:r>
+      <w:r>
+        <w:br/>
+        <w:br/>
+        <w:t>Suppose it began around another star entirely.</w:t>
+      </w:r>
+      <w:r>
+        <w:br/>
+        <w:br/>
+        <w:t>It might run on chemistry we have never even seen.</w:t>
+      </w:r>
+      <w:r>
+        <w:br/>
+        <w:br/>
+        <w:t>That creates a real problem for us.</w:t>
+      </w:r>
+      <w:r>
+        <w:br/>
+        <w:br/>
+        <w:t>We are searching for life while only knowing of one single example: ourselves.</w:t>
+      </w:r>
+      <w:r>
         <w:br/>
         <w:br/>
         <w:t>It is like trying to identify music after hearing exactly one song.</w:t>
@@ -704,31 +881,42 @@
         <w:jc w:val="center"/>
       </w:pPr>
       <w:r>
-        <w:t>Scientists do not have one universally agreed definition of life that neatly covers every possible case.</w:t>
-        <w:br/>
-        <w:br/>
-        <w:t>That matters.</w:t>
-        <w:br/>
-        <w:br/>
-        <w:t>We know Earth life when we see it.</w:t>
-        <w:br/>
-        <w:br/>
-        <w:t>Usually.</w:t>
-        <w:br/>
-        <w:br/>
-        <w:t>But what if alien life does not use DNA?</w:t>
+        <w:t>Scientists do not actually agree on one single definition of life that covers every possible case.</w:t>
+      </w:r>
+      <w:r>
+        <w:br/>
+        <w:br/>
+        <w:t>That gap matters more than it sounds.</w:t>
+      </w:r>
+      <w:r>
+        <w:br/>
+        <w:br/>
+        <w:t>We recognize Earth life easily, most of the time.</w:t>
+      </w:r>
+      <w:r>
+        <w:br/>
+        <w:br/>
+        <w:t>But what if alien life skips DNA entirely?</w:t>
+      </w:r>
+      <w:r>
         <w:br/>
         <w:br/>
         <w:t>What if it does not use proteins?</w:t>
-        <w:br/>
-        <w:br/>
-        <w:t>What if it does not use water?</w:t>
-        <w:br/>
-        <w:br/>
-        <w:t>What if it is based on chemistry we have never encountered?</w:t>
-        <w:br/>
-        <w:br/>
-        <w:t>We could be standing in front of something alive and arguing about whether it qualifies for the category.</w:t>
+      </w:r>
+      <w:r>
+        <w:br/>
+        <w:br/>
+        <w:t>What if it does not even need water?</w:t>
+      </w:r>
+      <w:r>
+        <w:br/>
+        <w:br/>
+        <w:t>What if it runs on chemistry nobody on Earth has ever encountered?</w:t>
+      </w:r>
+      <w:r>
+        <w:br/>
+        <w:br/>
+        <w:t>We could be standing right in front of something alive, arguing about whether it even counts.</w:t>
       </w:r>
     </w:p>
     <w:p>
@@ -747,34 +935,61 @@
         <w:jc w:val="center"/>
       </w:pPr>
       <w:r>
-        <w:t>Astronomers can look at the atmospheres of distant planets.</w:t>
-        <w:br/>
-        <w:br/>
-        <w:t>Light passes through the atmosphere.</w:t>
-        <w:br/>
-        <w:br/>
-        <w:t>Different molecules absorb different wavelengths.</w:t>
-        <w:br/>
-        <w:br/>
-        <w:t>The resulting spectrum can reveal chemical fingerprints.</w:t>
-        <w:br/>
-        <w:br/>
-        <w:t>Scientists can then look for combinations of gases or other features that might be difficult to explain without biology.</w:t>
-        <w:br/>
-        <w:br/>
-        <w:t>But there is a catch.</w:t>
-        <w:br/>
-        <w:br/>
-        <w:t>A molecule associated with life can also be produced by non-biological chemistry.</w:t>
-        <w:br/>
-        <w:br/>
-        <w:t>So a single gas is not enough.</w:t>
-        <w:br/>
-        <w:br/>
-        <w:t>A serious biosignature requires context and multiple lines of evidence.</w:t>
-        <w:br/>
-        <w:br/>
-        <w:t>The universe does not owe us a convenient “MADE BY ALIENS” label.</w:t>
+        <w:t>Astronomers can study the atmospheres of planets circling distant stars.</w:t>
+      </w:r>
+      <w:r>
+        <w:br/>
+        <w:br/>
+        <w:t>Starlight passes through that atmosphere on its way to our telescopes.</w:t>
+      </w:r>
+      <w:r>
+        <w:br/>
+        <w:br/>
+        <w:t>Different gases soak up different colors of that light, like fingerprints.</w:t>
+      </w:r>
+      <w:r>
+        <w:br/>
+        <w:br/>
+        <w:t>The leftover pattern of light can reveal which chemicals are up there.</w:t>
+      </w:r>
+      <w:r>
+        <w:br/>
+        <w:br/>
+        <w:t xml:space="preserve">Scientists then look for a </w:t>
+      </w:r>
+      <w:r>
+        <w:rPr>
+          <w:b/>
+        </w:rPr>
+        <w:t>biosignature</w:t>
+      </w:r>
+      <w:r>
+        <w:t>, a chemical clue that is hard to explain without life being involved.</w:t>
+      </w:r>
+      <w:r>
+        <w:br/>
+        <w:br/>
+        <w:t>Here is the catch.</w:t>
+      </w:r>
+      <w:r>
+        <w:br/>
+        <w:br/>
+        <w:t>A gas linked to life can sometimes be made by ordinary non-living chemistry too.</w:t>
+      </w:r>
+      <w:r>
+        <w:br/>
+        <w:br/>
+        <w:t>So one gas alone is never enough proof.</w:t>
+      </w:r>
+      <w:r>
+        <w:br/>
+        <w:br/>
+        <w:t>A real biosignature needs several matching clues, not just one.</w:t>
+      </w:r>
+      <w:r>
+        <w:br/>
+        <w:br/>
+        <w:t>The universe does not owe us a gift-wrapped “made by aliens” label.</w:t>
       </w:r>
     </w:p>
     <w:p>
@@ -793,22 +1008,47 @@
         <w:jc w:val="center"/>
       </w:pPr>
       <w:r>
-        <w:t>The James Webb Space Telescope and other observatories can help characterize exoplanet atmospheres.</w:t>
+        <w:t>The James Webb Space Telescope, named after a former NASA administrator, can study the atmospheres of far-off planets in detail.</w:t>
+      </w:r>
+      <w:r>
         <w:br/>
         <w:br/>
         <w:t>That is enormously powerful.</w:t>
-        <w:br/>
-        <w:br/>
-        <w:t>But an atmosphere is not a photograph of its inhabitants.</w:t>
-        <w:br/>
-        <w:br/>
-        <w:t>Spectroscopy gives us chemical information.</w:t>
-        <w:br/>
-        <w:br/>
-        <w:t>Interpreting it is difficult because molecular signals can overlap and because abiotic processes can mimic potential biosignatures.</w:t>
-        <w:br/>
-        <w:br/>
-        <w:t>ESA emphasizes that future detections are more likely to build gradually from many pieces of evidence than arrive as one spectacular Eureka moment. citeturn0search0</w:t>
+      </w:r>
+      <w:r>
+        <w:br/>
+        <w:br/>
+        <w:t>But an atmosphere is not a photograph of whoever, or whatever, lives on the ground.</w:t>
+      </w:r>
+      <w:r>
+        <w:br/>
+        <w:br/>
+        <w:t>This chemical fingerprinting technique is called spectroscopy: reading light to figure out what something is made of.</w:t>
+      </w:r>
+      <w:r>
+        <w:br/>
+        <w:br/>
+        <w:t>Interpreting the result is hard.</w:t>
+      </w:r>
+      <w:r>
+        <w:br/>
+        <w:br/>
+        <w:t>Different chemical signals can blur together.</w:t>
+      </w:r>
+      <w:r>
+        <w:br/>
+        <w:br/>
+        <w:t>Ordinary non-living chemistry can sometimes fake a promising signal too.</w:t>
+      </w:r>
+      <w:r>
+        <w:br/>
+        <w:br/>
+        <w:t>The European Space Agency expects real progress to arrive slowly.</w:t>
+      </w:r>
+      <w:r>
+        <w:br/>
+        <w:br/>
+        <w:t>Many small clues will likely build the case, rather than one dramatic “eureka” moment.</w:t>
       </w:r>
     </w:p>
     <w:p>
@@ -827,28 +1067,44 @@
         <w:jc w:val="center"/>
       </w:pPr>
       <w:r>
-        <w:t>We have discovered thousands of planets around other stars.</w:t>
-        <w:br/>
-        <w:br/>
-        <w:t>Some are rocky.</w:t>
-        <w:br/>
-        <w:br/>
-        <w:t>Some are huge.</w:t>
-        <w:br/>
-        <w:br/>
-        <w:t>Some orbit extremely close to their stars.</w:t>
-        <w:br/>
-        <w:br/>
-        <w:t>Some are in regions where liquid water might be possible.</w:t>
-        <w:br/>
-        <w:br/>
-        <w:t>But “in the habitable zone” does not mean “inhabited.”</w:t>
-        <w:br/>
-        <w:br/>
-        <w:t>Even Earth-sized planets can have wildly different atmospheres and histories.</w:t>
-        <w:br/>
-        <w:br/>
-        <w:t>ESA currently notes that no exoplanet is known to host life. citeturn0search0</w:t>
+        <w:t>We have now discovered thousands of planets circling other stars.</w:t>
+      </w:r>
+      <w:r>
+        <w:br/>
+        <w:br/>
+        <w:t>Some are rocky like Earth.</w:t>
+      </w:r>
+      <w:r>
+        <w:br/>
+        <w:br/>
+        <w:t>Some are enormous gas giants.</w:t>
+      </w:r>
+      <w:r>
+        <w:br/>
+        <w:br/>
+        <w:t>Some orbit so close to their star they would fry instantly.</w:t>
+      </w:r>
+      <w:r>
+        <w:br/>
+        <w:br/>
+        <w:t>Some sit in a zone where liquid water could theoretically exist.</w:t>
+      </w:r>
+      <w:r>
+        <w:br/>
+        <w:br/>
+        <w:t>But being in that “habitable zone” does not mean a planet is actually inhabited.</w:t>
+      </w:r>
+      <w:r>
+        <w:br/>
+        <w:br/>
+        <w:t>Even planets the same size as Earth can end up with wildly different atmospheres and histories.</w:t>
+      </w:r>
+      <w:r>
+        <w:br/>
+        <w:br/>
+        <w:t>Right now, no confirmed exoplanet is known to host life.</w:t>
+      </w:r>
+      <w:r>
         <w:br/>
         <w:br/>
         <w:t>So far, the alien population remains impressively good at hiding.</w:t>
@@ -870,22 +1126,32 @@
         <w:jc w:val="center"/>
       </w:pPr>
       <w:r>
-        <w:t>There is a fascinating asymmetry.</w:t>
-        <w:br/>
-        <w:br/>
-        <w:t>If life can arise independently on many worlds, then the universe could be full of separate experiments in biology.</w:t>
-        <w:br/>
-        <w:br/>
-        <w:t>If life spreads between worlds, then many planets might share ancestry.</w:t>
-        <w:br/>
-        <w:br/>
-        <w:t>That means finding life elsewhere could tell us something profound about the origin of life on Earth.</w:t>
-        <w:br/>
-        <w:br/>
-        <w:t>If alien organisms use completely different chemistry, independent origin becomes more plausible.</w:t>
-        <w:br/>
-        <w:br/>
-        <w:t>If they are astonishingly similar to us, common ancestry becomes a much more interesting possibility.</w:t>
+        <w:t>There is a fascinating asymmetry hiding in all of this.</w:t>
+      </w:r>
+      <w:r>
+        <w:br/>
+        <w:br/>
+        <w:t>If life can start on its own on many different worlds, the universe could hold countless separate experiments in biology.</w:t>
+      </w:r>
+      <w:r>
+        <w:br/>
+        <w:br/>
+        <w:t>If life instead spreads between worlds through panspermia, many planets might share the same ancestry.</w:t>
+      </w:r>
+      <w:r>
+        <w:br/>
+        <w:br/>
+        <w:t>That would mean finding life elsewhere could reveal something deep about how life on Earth began.</w:t>
+      </w:r>
+      <w:r>
+        <w:br/>
+        <w:br/>
+        <w:t>If alien organisms ran on totally different chemistry, that would support an independent origin.</w:t>
+      </w:r>
+      <w:r>
+        <w:br/>
+        <w:br/>
+        <w:t>If they turned out eerily similar to us, shared ancestry would suddenly look far more likely.</w:t>
       </w:r>
     </w:p>
     <w:p>
@@ -904,25 +1170,37 @@
         <w:jc w:val="center"/>
       </w:pPr>
       <w:r>
-        <w:t>Imagine discovering microbes on Mars.</w:t>
-        <w:br/>
-        <w:br/>
-        <w:t>Then imagine discovering that their molecular machinery is closely related to ours.</w:t>
-        <w:br/>
-        <w:br/>
-        <w:t>That would be enormous.</w:t>
-        <w:br/>
-        <w:br/>
-        <w:t>If their chemistry were independently evolved but completely different, that would also be enormous.</w:t>
-        <w:br/>
-        <w:br/>
-        <w:t>Either result would transform our understanding of life.</w:t>
-        <w:br/>
-        <w:br/>
-        <w:t>The boring result would be finding a rock.</w:t>
-        <w:br/>
-        <w:br/>
-        <w:t>Scientists have become very good at finding rocks.</w:t>
+        <w:t>Imagine scientists discover microbes on Mars tomorrow.</w:t>
+      </w:r>
+      <w:r>
+        <w:br/>
+        <w:br/>
+        <w:t>Now imagine their molecular machinery turns out closely related to ours.</w:t>
+      </w:r>
+      <w:r>
+        <w:br/>
+        <w:br/>
+        <w:t>That alone would be enormous.</w:t>
+      </w:r>
+      <w:r>
+        <w:br/>
+        <w:br/>
+        <w:t>If their chemistry instead turned out independently evolved and completely different, that would be just as enormous.</w:t>
+      </w:r>
+      <w:r>
+        <w:br/>
+        <w:br/>
+        <w:t>Either outcome would reshape our whole understanding of life.</w:t>
+      </w:r>
+      <w:r>
+        <w:br/>
+        <w:br/>
+        <w:t>The boring result would be finding an ordinary rock.</w:t>
+      </w:r>
+      <w:r>
+        <w:br/>
+        <w:br/>
+        <w:t>Scientists have gotten extremely good at finding rocks.</w:t>
       </w:r>
     </w:p>
     <w:p>
@@ -941,28 +1219,42 @@
         <w:jc w:val="center"/>
       </w:pPr>
       <w:r>
-        <w:t>This is another possibility.</w:t>
-        <w:br/>
-        <w:br/>
-        <w:t>Maybe microbes are everywhere.</w:t>
-        <w:br/>
-        <w:br/>
-        <w:t>Maybe multicellular life is less common.</w:t>
-        <w:br/>
-        <w:br/>
-        <w:t>Maybe complex animals are rare.</w:t>
-        <w:br/>
-        <w:br/>
-        <w:t>Maybe technological civilizations are extraordinarily rare.</w:t>
-        <w:br/>
-        <w:br/>
-        <w:t>Perhaps the universe is full of bacteria and almost entirely empty of people arguing about television.</w:t>
+        <w:t>Here is another live possibility.</w:t>
+      </w:r>
+      <w:r>
+        <w:br/>
+        <w:br/>
+        <w:t>Maybe simple microbes are everywhere in the universe.</w:t>
+      </w:r>
+      <w:r>
+        <w:br/>
+        <w:br/>
+        <w:t>Maybe many-celled life is much less common.</w:t>
+      </w:r>
+      <w:r>
+        <w:br/>
+        <w:br/>
+        <w:t>Maybe complex animals are rarer still.</w:t>
+      </w:r>
+      <w:r>
+        <w:br/>
+        <w:br/>
+        <w:t>Maybe technological civilizations, ones that build telescopes and spacecraft, are extraordinarily rare.</w:t>
+      </w:r>
+      <w:r>
+        <w:br/>
+        <w:br/>
+        <w:t>Perhaps the universe is packed with bacteria and almost empty of anyone arguing about television.</w:t>
+      </w:r>
+      <w:r>
         <w:br/>
         <w:br/>
         <w:t>That would still be an astonishing universe.</w:t>
-        <w:br/>
-        <w:br/>
-        <w:t>And it would make Earth's evolutionary history much more unusual than simply finding another planet with microbes.</w:t>
+      </w:r>
+      <w:r>
+        <w:br/>
+        <w:br/>
+        <w:t>It would also make Earth's evolutionary story far more unusual than just finding another microbe-covered planet.</w:t>
       </w:r>
     </w:p>
     <w:p>
@@ -981,25 +1273,37 @@
         <w:jc w:val="center"/>
       </w:pPr>
       <w:r>
-        <w:t>The opposite is also possible.</w:t>
-        <w:br/>
-        <w:br/>
-        <w:t>Maybe once life begins, evolution tends to produce increasingly complex organisms.</w:t>
-        <w:br/>
-        <w:br/>
-        <w:t>Maybe intelligence is a common evolutionary outcome.</w:t>
-        <w:br/>
-        <w:br/>
-        <w:t>Maybe civilizations are everywhere.</w:t>
-        <w:br/>
-        <w:br/>
-        <w:t>The problem is that we currently have one confirmed biosphere and one confirmed technological civilization.</w:t>
-        <w:br/>
-        <w:br/>
-        <w:t>Statistically, this is an extremely small sample.</w:t>
-        <w:br/>
-        <w:br/>
-        <w:t>We should therefore be cautious about turning our preferences into probabilities.</w:t>
+        <w:t>The opposite pattern is just as possible.</w:t>
+      </w:r>
+      <w:r>
+        <w:br/>
+        <w:br/>
+        <w:t>Maybe once life gets started anywhere, evolution tends to push it toward complexity.</w:t>
+      </w:r>
+      <w:r>
+        <w:br/>
+        <w:br/>
+        <w:t>Maybe intelligence turns out to be a common outcome of evolution, not a rare fluke.</w:t>
+      </w:r>
+      <w:r>
+        <w:br/>
+        <w:br/>
+        <w:t>Maybe civilizations are scattered everywhere.</w:t>
+      </w:r>
+      <w:r>
+        <w:br/>
+        <w:br/>
+        <w:t>Here is the problem: we know of exactly one confirmed biosphere and one confirmed civilization, and both are us.</w:t>
+      </w:r>
+      <w:r>
+        <w:br/>
+        <w:br/>
+        <w:t>That is a painfully small sample.</w:t>
+      </w:r>
+      <w:r>
+        <w:br/>
+        <w:br/>
+        <w:t>We should stay cautious before turning hope into hard probability.</w:t>
       </w:r>
     </w:p>
     <w:p>
@@ -1019,39 +1323,75 @@
       </w:pPr>
       <w:r>
         <w:t>If intelligent life is common, where is everybody?</w:t>
-        <w:br/>
-        <w:br/>
-        <w:t>That is the basic flavor of the Fermi paradox.</w:t>
-        <w:br/>
-        <w:br/>
-        <w:t>The universe is old.</w:t>
-        <w:br/>
-        <w:br/>
-        <w:t>There are enormous numbers of stars.</w:t>
-        <w:br/>
-        <w:br/>
-        <w:t>Many stars have planets.</w:t>
-        <w:br/>
-        <w:br/>
-        <w:t>So why do we not see obvious evidence of civilizations everywhere?</w:t>
-        <w:br/>
-        <w:br/>
-        <w:t>There are many possible answers.</w:t>
-        <w:br/>
-        <w:br/>
-        <w:t>Intelligence may be rare.</w:t>
-        <w:br/>
-        <w:br/>
-        <w:t>Civilizations may not last long.</w:t>
-        <w:br/>
-        <w:br/>
-        <w:t>Interstellar travel may be much harder than science fiction suggests.</w:t>
-        <w:br/>
-        <w:br/>
-        <w:t>They may communicate in ways we do not recognize.</w:t>
-        <w:br/>
-        <w:br/>
-        <w:t>Or perhaps everybody is simply waiting for us to stop making so much noise.</w:t>
+      </w:r>
+      <w:r>
+        <w:br/>
+        <w:br/>
+        <w:t xml:space="preserve">That question is the heart of the </w:t>
+      </w:r>
+      <w:r>
+        <w:rPr>
+          <w:b/>
+        </w:rPr>
+        <w:t>Fermi paradox</w:t>
+      </w:r>
+      <w:r>
+        <w:t>.</w:t>
+      </w:r>
+      <w:r>
+        <w:br/>
+        <w:br/>
+        <w:t>It is named after physicist Enrico Fermi.</w:t>
+      </w:r>
+      <w:r>
+        <w:br/>
+        <w:br/>
+        <w:t>The story goes he blurted out that question over lunch one day.</w:t>
+      </w:r>
+      <w:r>
+        <w:br/>
+        <w:br/>
+        <w:t>The universe has been around for a very long time.</w:t>
+      </w:r>
+      <w:r>
+        <w:br/>
+        <w:br/>
+        <w:t>It holds a huge number of stars, and many of those stars have planets.</w:t>
+      </w:r>
+      <w:r>
+        <w:br/>
+        <w:br/>
+        <w:t>So why do we not see obvious signs of civilizations everywhere we look?</w:t>
+      </w:r>
+      <w:r>
+        <w:br/>
+        <w:br/>
+        <w:t>There are several possible answers.</w:t>
+      </w:r>
+      <w:r>
+        <w:br/>
+        <w:br/>
+        <w:t>Intelligence itself might be rare.</w:t>
+      </w:r>
+      <w:r>
+        <w:br/>
+        <w:br/>
+        <w:t>Civilizations might not survive very long once they arise.</w:t>
+      </w:r>
+      <w:r>
+        <w:br/>
+        <w:br/>
+        <w:t>Travel between stars might be far harder than science fiction makes it look.</w:t>
+      </w:r>
+      <w:r>
+        <w:br/>
+        <w:br/>
+        <w:t>They might be signaling in ways we simply do not recognize yet.</w:t>
+      </w:r>
+      <w:r>
+        <w:br/>
+        <w:br/>
+        <w:t>Or maybe everyone out there is just waiting politely for us to quiet down first.</w:t>
       </w:r>
     </w:p>
     <w:p>
@@ -1070,25 +1410,49 @@
         <w:jc w:val="center"/>
       </w:pPr>
       <w:r>
-        <w:t>A particularly important distinction is between natural panspermia and directed panspermia.</w:t>
-        <w:br/>
-        <w:br/>
-        <w:t>Natural panspermia requires no intelligence.</w:t>
-        <w:br/>
-        <w:br/>
-        <w:t>Life could spread through rocks, dust, comets, or other natural processes.</w:t>
-        <w:br/>
-        <w:br/>
-        <w:t>Directed panspermia proposes deliberate seeding by an intelligent civilization.</w:t>
-        <w:br/>
-        <w:br/>
-        <w:t>That is much more speculative.</w:t>
-        <w:br/>
-        <w:br/>
-        <w:t>It is also much more entertaining at dinner parties.</w:t>
-        <w:br/>
-        <w:br/>
-        <w:t>Neither is established as the origin of life on Earth.</w:t>
+        <w:t>There is an important split worth keeping straight.</w:t>
+      </w:r>
+      <w:r>
+        <w:rPr>
+          <w:b/>
+        </w:rPr>
+        <w:br/>
+        <w:br/>
+        <w:t>Natural panspermia</w:t>
+      </w:r>
+      <w:r>
+        <w:t xml:space="preserve"> needs no intelligence at all.</w:t>
+      </w:r>
+      <w:r>
+        <w:br/>
+        <w:br/>
+        <w:t>Life could spread through drifting rocks, dust, or comets, entirely by accident.</w:t>
+      </w:r>
+      <w:r>
+        <w:rPr>
+          <w:b/>
+        </w:rPr>
+        <w:br/>
+        <w:br/>
+        <w:t>Directed panspermia</w:t>
+      </w:r>
+      <w:r>
+        <w:t xml:space="preserve"> is a different, much more speculative idea.</w:t>
+      </w:r>
+      <w:r>
+        <w:br/>
+        <w:br/>
+        <w:t>It proposes that some intelligent civilization deliberately seeded life here.</w:t>
+      </w:r>
+      <w:r>
+        <w:br/>
+        <w:br/>
+        <w:t>It is also more fun at dinner parties.</w:t>
+      </w:r>
+      <w:r>
+        <w:br/>
+        <w:br/>
+        <w:t>Neither version is proven as life's true origin on Earth.</w:t>
       </w:r>
     </w:p>
     <w:p>
@@ -1107,30 +1471,32 @@
         <w:jc w:val="center"/>
       </w:pPr>
       <w:r>
-        <w:t>Even if life arrived from Mars, we still need to explain Mars.</w:t>
-        <w:br/>
-        <w:br/>
-        <w:t>Even if it arrived from another star, we still need to explain that star system.</w:t>
-        <w:br/>
-        <w:br/>
-        <w:t>Even if it was deliberately sent here, we need to explain the civilization that sent it.</w:t>
-        <w:br/>
-        <w:br/>
-        <w:t>Panspermia can move the origin problem.</w:t>
-        <w:br/>
-        <w:br/>
-        <w:t>It cannot automatically erase it.</w:t>
-        <w:br/>
-        <w:br/>
-        <w:t>The ultimate question remains:</w:t>
-        <w:br/>
-        <w:br/>
-      </w:r>
-      <w:r>
-        <w:rPr>
-          <w:b/>
-        </w:rPr>
-        <w:t>How does non-living chemistry become something capable of Darwinian evolution?</w:t>
+        <w:t>Even if life arrived here from Mars, we still have to explain Mars.</w:t>
+      </w:r>
+      <w:r>
+        <w:br/>
+        <w:br/>
+        <w:t>Even if it arrived from another star system, we still have to explain that star system.</w:t>
+      </w:r>
+      <w:r>
+        <w:br/>
+        <w:br/>
+        <w:t>Even if some civilization sent it here on purpose, we still have to explain that civilization.</w:t>
+      </w:r>
+      <w:r>
+        <w:br/>
+        <w:br/>
+        <w:t>Panspermia is very good at moving the origin problem to a new address.</w:t>
+      </w:r>
+      <w:r>
+        <w:br/>
+        <w:br/>
+        <w:t>It cannot make the problem disappear.</w:t>
+      </w:r>
+      <w:r>
+        <w:br/>
+        <w:br/>
+        <w:t>The core question always comes back around.</w:t>
       </w:r>
     </w:p>
     <w:p>
@@ -1149,22 +1515,56 @@
         <w:jc w:val="center"/>
       </w:pPr>
       <w:r>
-        <w:t>There is a more modest possibility.</w:t>
-        <w:br/>
-        <w:br/>
-        <w:t>Life itself may have begun on Earth, but space may have supplied important ingredients.</w:t>
-        <w:br/>
-        <w:br/>
-        <w:t>Meteorites and asteroids delivered organic molecules and other materials to the early Earth.</w:t>
-        <w:br/>
-        <w:br/>
-        <w:t>NASA notes that extraterrestrial material may have contributed to Earth's prebiotic chemical inventory, although the importance of that contribution remains an active research question. citeturn0search3turn0search4</w:t>
-        <w:br/>
-        <w:br/>
-        <w:t>In that scenario, we are not aliens.</w:t>
-        <w:br/>
-        <w:br/>
-        <w:t>But some of our ingredients are.</w:t>
+        <w:t>There is also a more modest possibility.</w:t>
+      </w:r>
+      <w:r>
+        <w:br/>
+        <w:br/>
+        <w:t>Life itself may have started right here on Earth.</w:t>
+      </w:r>
+      <w:r>
+        <w:br/>
+        <w:br/>
+        <w:t>But space may still have supplied some of the key ingredients.</w:t>
+      </w:r>
+      <w:r>
+        <w:br/>
+        <w:br/>
+        <w:t>Meteorites and asteroids likely delivered organic molecules to the young Earth long ago.</w:t>
+      </w:r>
+      <w:r>
+        <w:br/>
+        <w:br/>
+        <w:t xml:space="preserve">NASA notes that material from space may have added to Earth's early stock of </w:t>
+      </w:r>
+      <w:r>
+        <w:rPr>
+          <w:b/>
+        </w:rPr>
+        <w:t>prebiotic chemistry</w:t>
+      </w:r>
+      <w:r>
+        <w:t>.</w:t>
+      </w:r>
+      <w:r>
+        <w:br/>
+        <w:br/>
+        <w:t>That term just means the raw ingredients life assembled itself from.</w:t>
+      </w:r>
+      <w:r>
+        <w:br/>
+        <w:br/>
+        <w:t>Just how big that contribution was remains an open research question.</w:t>
+      </w:r>
+      <w:r>
+        <w:br/>
+        <w:br/>
+        <w:t>In that gentler scenario, we are not aliens ourselves.</w:t>
+      </w:r>
+      <w:r>
+        <w:br/>
+        <w:br/>
+        <w:t>But some of our original ingredients might be.</w:t>
       </w:r>
     </w:p>
     <w:p>
@@ -1183,34 +1583,52 @@
         <w:jc w:val="center"/>
       </w:pPr>
       <w:r>
-        <w:t>Perhaps the truth is somewhere in between.</w:t>
-        <w:br/>
-        <w:br/>
-        <w:t>The chemistry is cosmic.</w:t>
-        <w:br/>
-        <w:br/>
-        <w:t>The ingredients are widespread.</w:t>
-        <w:br/>
-        <w:br/>
-        <w:t>Planets exchange material.</w:t>
-        <w:br/>
-        <w:br/>
-        <w:t>Some organisms can survive extraordinary conditions.</w:t>
-        <w:br/>
-        <w:br/>
-        <w:t>Life might spread.</w:t>
-        <w:br/>
-        <w:br/>
-        <w:t>And yet we still have no confirmed evidence that life exists anywhere beyond Earth.</w:t>
-        <w:br/>
-        <w:br/>
-        <w:t>That combination is what makes astrobiology so fascinating.</w:t>
-        <w:br/>
-        <w:br/>
-        <w:t>The possibilities are enormous.</w:t>
-        <w:br/>
-        <w:br/>
-        <w:t>The evidence is still frustratingly small.</w:t>
+        <w:t>Maybe the real truth sits somewhere in between all these ideas.</w:t>
+      </w:r>
+      <w:r>
+        <w:br/>
+        <w:br/>
+        <w:t>The chemistry involved is cosmic in scale.</w:t>
+      </w:r>
+      <w:r>
+        <w:br/>
+        <w:br/>
+        <w:t>The basic ingredients seem to be everywhere.</w:t>
+      </w:r>
+      <w:r>
+        <w:br/>
+        <w:br/>
+        <w:t>Planets do trade material back and forth.</w:t>
+      </w:r>
+      <w:r>
+        <w:br/>
+        <w:br/>
+        <w:t>Some organisms can survive extraordinary punishment.</w:t>
+      </w:r>
+      <w:r>
+        <w:br/>
+        <w:br/>
+        <w:t>Life might spread from world to world.</w:t>
+      </w:r>
+      <w:r>
+        <w:br/>
+        <w:br/>
+        <w:t>And yet, we still have zero confirmed evidence of life anywhere beyond Earth.</w:t>
+      </w:r>
+      <w:r>
+        <w:br/>
+        <w:br/>
+        <w:t>That exact mix of huge possibility and tiny evidence is what makes astrobiology so fascinating.</w:t>
+      </w:r>
+      <w:r>
+        <w:br/>
+        <w:br/>
+        <w:t>The possibilities on offer are enormous.</w:t>
+      </w:r>
+      <w:r>
+        <w:br/>
+        <w:br/>
+        <w:t>The evidence in hand is still frustratingly small.</w:t>
       </w:r>
     </w:p>
     <w:p>
@@ -1229,47 +1647,57 @@
         <w:jc w:val="center"/>
       </w:pPr>
       <w:r>
-        <w:t>There are two spectacular possibilities.</w:t>
-        <w:br/>
-        <w:br/>
-        <w:t>Either life began here.</w:t>
-        <w:br/>
-        <w:br/>
-        <w:t>Or it came from somewhere else.</w:t>
-        <w:br/>
-        <w:br/>
-        <w:t>If it came from somewhere else, we still have to ask where it came from.</w:t>
-        <w:br/>
-        <w:br/>
-        <w:t>If it began here, we still have to explain how non-life became life.</w:t>
-        <w:br/>
-        <w:br/>
-        <w:t>So either way, the universe has successfully handed us the same homework.</w:t>
-        <w:br/>
-        <w:br/>
-        <w:t>It has merely changed the classroom.</w:t>
-        <w:br/>
-        <w:br/>
-        <w:t>And perhaps that is the most exciting thing about exobiology.</w:t>
-        <w:br/>
-        <w:br/>
-        <w:t>We are no longer asking whether life elsewhere is imaginable.</w:t>
-        <w:br/>
-        <w:br/>
-        <w:t>We are developing the instruments to look.</w:t>
-        <w:br/>
-        <w:br/>
-      </w:r>
-      <w:r>
-        <w:rPr>
-          <w:b/>
-        </w:rPr>
-        <w:t>The first alien organism we discover may be microscopic, extremely old, and utterly uninterested in meeting us.</w:t>
-      </w:r>
-      <w:r>
-        <w:br/>
-        <w:br/>
-        <w:t>Frankly, that would already be one of the greatest discoveries in human history.</w:t>
+        <w:t>There are two spectacular possibilities left standing.</w:t>
+      </w:r>
+      <w:r>
+        <w:br/>
+        <w:br/>
+        <w:t>Either life began right here.</w:t>
+      </w:r>
+      <w:r>
+        <w:br/>
+        <w:br/>
+        <w:t>Or it arrived from somewhere else entirely.</w:t>
+      </w:r>
+      <w:r>
+        <w:br/>
+        <w:br/>
+        <w:t>If it came from elsewhere, we still have to ask where that life came from first.</w:t>
+      </w:r>
+      <w:r>
+        <w:br/>
+        <w:br/>
+        <w:t>If it began here, we still have to explain how non-living chemistry ever became alive.</w:t>
+      </w:r>
+      <w:r>
+        <w:br/>
+        <w:br/>
+        <w:t>Either way, the universe hands us the exact same homework assignment.</w:t>
+      </w:r>
+      <w:r>
+        <w:br/>
+        <w:br/>
+        <w:t>It has only changed which classroom we do it in.</w:t>
+      </w:r>
+      <w:r>
+        <w:br/>
+        <w:br/>
+        <w:t>And maybe that is the most exciting part of exobiology today.</w:t>
+      </w:r>
+      <w:r>
+        <w:br/>
+        <w:br/>
+        <w:t>We are no longer just asking whether life elsewhere is even imaginable.</w:t>
+      </w:r>
+      <w:r>
+        <w:br/>
+        <w:br/>
+        <w:t>We are actually building the instruments to go look.</w:t>
+      </w:r>
+      <w:r>
+        <w:br/>
+        <w:br/>
+        <w:t>Frankly, that alone would already rank among the greatest discoveries in human history.</w:t>
       </w:r>
     </w:p>
     <w:sectPr>
@@ -1714,12 +2142,12 @@
       <w:outlineLvl w:val="0"/>
     </w:pPr>
     <w:rPr>
-      <w:rFonts w:asciiTheme="majorHAnsi" w:eastAsiaTheme="majorEastAsia" w:hAnsiTheme="majorHAnsi" w:cstheme="majorBidi" w:ascii="Georgia" w:hAnsi="Georgia"/>
+      <w:rFonts w:ascii="Amazon Ember" w:hAnsi="Amazon Ember" w:cs="Amazon Ember"/>
       <w:b/>
       <w:bCs/>
-      <w:color w:val="365F91" w:themeColor="accent1" w:themeShade="BF"/>
-      <w:sz w:val="30"/>
-      <w:szCs w:val="28"/>
+      <w:color w:val="0000FF"/>
+      <w:sz w:val="36"/>
+      <w:szCs w:val="36"/>
     </w:rPr>
   </w:style>
   <w:style w:type="paragraph" w:styleId="Heading2">
@@ -2004,13 +2432,11 @@
       <w:jc w:val="center"/>
     </w:pPr>
     <w:rPr>
-      <w:rFonts w:asciiTheme="majorHAnsi" w:eastAsiaTheme="majorEastAsia" w:hAnsiTheme="majorHAnsi" w:cstheme="majorBidi" w:ascii="Georgia" w:hAnsi="Georgia"/>
+      <w:rFonts w:ascii="Amazon Ember" w:hAnsi="Amazon Ember" w:cs="Amazon Ember"/>
       <w:b/>
-      <w:color w:val="17365D" w:themeColor="text2" w:themeShade="BF"/>
-      <w:spacing w:val="5"/>
-      <w:kern w:val="28"/>
-      <w:sz w:val="40"/>
-      <w:szCs w:val="52"/>
+      <w:color w:val="0000FF"/>
+      <w:sz w:val="36"/>
+      <w:szCs w:val="36"/>
     </w:rPr>
   </w:style>
   <w:style w:type="character" w:customStyle="1" w:styleId="TitleChar">
